--- a/por/docx/50.content.docx
+++ b/por/docx/50.content.docx
@@ -136,13 +136,6 @@
         <w:rPr>
           <w:lang w:val="pt_PT" w:bidi="pt_PT"/>
         </w:rPr>
-      </w:r>
-      <w:r>
-        <w:rPr>
-          <w:i/>
-          <w:lang w:val="pt_PT" w:bidi="pt_PT"/>
-        </w:rPr>
-        <w:t>Filipenses 1.1, Filipenses 1.5, Filipenses 1.6, Filipenses 1.7, Filipenses 1.9, Filipenses 1.11, Filipenses 1.12–14, Filipenses 1.17, Filipenses 1.18, Filipenses 1.20, Filipenses 1.21, Filipenses 1.22–24, Filipenses 1.25, Filipenses 1.27, Filipenses 1.28, Filipenses 1.29, Filipenses 2.2, Filipenses 2.3, Filipenses 2.5–6, Filipenses 2.6, Filipenses 2.7, Filipenses 2.8, Filipenses 2.9, Filipenses 2.11, Filipenses 2.12, Filipenses 2.13, Filipenses 2.14, Filipenses 2.17, Filipenses 2.20, Filipenses 2.24, Filipenses 2.30, Filipenses 3.2, Filipenses 3.3, Filipenses 3.6, Filipenses 3.7, Filipenses 3.8, Filipenses 3.9, Filipenses 3.10, Filipenses 3.12, Filipenses 3.14, Filipenses 3.17, Filipenses 3.19, Filipenses 3.20, Filipenses 3.21, Filipenses 4.1, Filipenses 4.2, Filipenses 4.4, Filipenses 4.6, Filipenses 4.7, Filipenses 4.8, Filipenses 4.10, Filipenses 4.11–12, Filipenses 4.13, Filipenses 4.17, Filipenses 4.18, Filipenses 4.19, Filipenses 4.22</w:t>
       </w:r>
       <w:r>
         <w:rPr>

--- a/por/docx/50.content.docx
+++ b/por/docx/50.content.docx
@@ -123,19 +123,6 @@
           <w:lang w:val="pt_PT" w:bidi="pt_PT"/>
         </w:rPr>
         <w:t>PHP</w:t>
-      </w:r>
-      <w:r>
-        <w:rPr>
-          <w:lang w:val="pt_PT" w:bidi="pt_PT"/>
-        </w:rPr>
-      </w:r>
-    </w:p>
-    <w:p>
-      <w:pPr/>
-      <w:r>
-        <w:rPr>
-          <w:lang w:val="pt_PT" w:bidi="pt_PT"/>
-        </w:rPr>
       </w:r>
       <w:r>
         <w:rPr>

--- a/por/docx/50.content.docx
+++ b/por/docx/50.content.docx
@@ -19,7 +19,7 @@
         <w:rPr>
           <w:lang w:val="pt_PT" w:bidi="pt_PT"/>
         </w:rPr>
-        <w:t>Resource: Perguntas de Tradução (unfoldingWord)</w:t>
+        <w:t>Resource: unfoldingWord® Translation Questions</w:t>
       </w:r>
       <w:r>
         <w:rPr>
@@ -85,7 +85,7 @@
         <w:rPr>
           <w:lang w:val="pt_PT" w:bidi="pt_PT"/>
         </w:rPr>
-        <w:t>Perguntas de Tradução (unfoldingWord)</w:t>
+        <w:t>unfoldingWord® Translation Questions</w:t>
       </w:r>
     </w:p>
     <w:p>
